--- a/tmp-letter-compare/offer-letter-format.docx
+++ b/tmp-letter-compare/offer-letter-format.docx
@@ -259,13 +259,8 @@
             <w:pPr>
               <w:spacing w:after="160" w:line="278" w:lineRule="auto"/>
             </w:pPr>
-            <w:proofErr w:type="spellStart"/>
             <w:r>
-              <w:t>indus</w:t>
-            </w:r>
-            <w:proofErr w:type="spellEnd"/>
-            <w:r>
-              <w:t xml:space="preserve"> HO</w:t>
+              <w:t>indus HO</w:t>
             </w:r>
           </w:p>
         </w:tc>
@@ -289,46 +284,11 @@
     </w:p>
     <w:p>
       <w:r>
-        <w:t xml:space="preserve">Please confirm your acceptance by signing and returning a copy of this letter on or before </w:t>
-      </w:r>
-      <w:r>
         <w:rPr>
           <w:b/>
           <w:bCs/>
         </w:rPr>
-        <w:t>7th Nov 2026</w:t>
-      </w:r>
-      <w:r>
-        <w:t xml:space="preserve">. </w:t>
-      </w:r>
-      <w:r>
-        <w:t xml:space="preserve">This offer will lapse if your acceptance is not received on or before </w:t>
-      </w:r>
-      <w:r>
-        <w:rPr>
-          <w:b/>
-          <w:bCs/>
-        </w:rPr>
-        <w:t>7th Nov 2026</w:t>
-      </w:r>
-      <w:r>
-        <w:t>, or if you fail to join on the agreed date</w:t>
-      </w:r>
-      <w:r>
-        <w:t xml:space="preserve"> (</w:t>
-      </w:r>
-      <w:r>
-        <w:rPr>
-          <w:b/>
-          <w:bCs/>
-        </w:rPr>
-        <w:t>5th Nov 2026</w:t>
-      </w:r>
-      <w:r>
-        <w:t>)</w:t>
-      </w:r>
-      <w:r>
-        <w:t>.</w:t>
+        <w:t>You are requested to accept or decline within 24 hours from the date and time of issuance</w:t>
       </w:r>
     </w:p>
     <w:p>
@@ -394,7 +354,7 @@
           <w:b/>
           <w:bCs/>
         </w:rPr>
-        <w:pict w14:anchorId="31D6E74F">
+        <w:pict w14:anchorId="7A335E45">
           <v:shapetype id="_x0000_t75" coordsize="21600,21600" o:spt="75" o:preferrelative="t" path="m@4@5l@4@11@9@11@9@5xe" filled="f" stroked="f">
             <v:stroke joinstyle="miter"/>
             <v:formulas>
@@ -457,7 +417,7 @@
         <w:keepLines/>
       </w:pPr>
       <w:r>
-        <w:t>I accept the above offer and confirm that I will join on [DD/MM/YYYY]</w:t>
+        <w:t>I accept the offer and confirm that I will join on [DD/MM/YYYY]</w:t>
       </w:r>
     </w:p>
     <w:p>
@@ -1414,18 +1374,8 @@
                 <w:color w:val="000000"/>
                 <w:lang w:val="en-IN" w:eastAsia="en-IN"/>
               </w:rPr>
-              <w:t xml:space="preserve">Less : </w:t>
+              <w:t>Less : P.Tax</w:t>
             </w:r>
-            <w:proofErr w:type="spellStart"/>
-            <w:r>
-              <w:rPr>
-                <w:rFonts w:ascii="Aptos Narrow" w:hAnsi="Aptos Narrow"/>
-                <w:color w:val="000000"/>
-                <w:lang w:val="en-IN" w:eastAsia="en-IN"/>
-              </w:rPr>
-              <w:t>P.Tax</w:t>
-            </w:r>
-            <w:proofErr w:type="spellEnd"/>
           </w:p>
         </w:tc>
         <w:tc>
@@ -1916,23 +1866,13 @@
                 <w:lang w:val="en-IN" w:eastAsia="en-IN"/>
               </w:rPr>
             </w:pPr>
-            <w:proofErr w:type="spellStart"/>
             <w:r>
               <w:rPr>
                 <w:rFonts w:ascii="Aptos Narrow" w:hAnsi="Aptos Narrow"/>
                 <w:color w:val="000000"/>
                 <w:lang w:val="en-IN" w:eastAsia="en-IN"/>
               </w:rPr>
-              <w:t>ADD:Employer</w:t>
-            </w:r>
-            <w:proofErr w:type="spellEnd"/>
-            <w:r>
-              <w:rPr>
-                <w:rFonts w:ascii="Aptos Narrow" w:hAnsi="Aptos Narrow"/>
-                <w:color w:val="000000"/>
-                <w:lang w:val="en-IN" w:eastAsia="en-IN"/>
-              </w:rPr>
-              <w:t xml:space="preserve"> ESIC </w:t>
+              <w:t xml:space="preserve">ADD:Employer ESIC </w:t>
             </w:r>
           </w:p>
         </w:tc>
@@ -2013,23 +1953,13 @@
                 <w:lang w:val="en-IN" w:eastAsia="en-IN"/>
               </w:rPr>
             </w:pPr>
-            <w:proofErr w:type="spellStart"/>
             <w:r>
               <w:rPr>
                 <w:rFonts w:ascii="Aptos Narrow" w:hAnsi="Aptos Narrow"/>
                 <w:color w:val="000000"/>
                 <w:lang w:val="en-IN" w:eastAsia="en-IN"/>
               </w:rPr>
-              <w:t>ADD:Gratuity</w:t>
-            </w:r>
-            <w:proofErr w:type="spellEnd"/>
-            <w:r>
-              <w:rPr>
-                <w:rFonts w:ascii="Aptos Narrow" w:hAnsi="Aptos Narrow"/>
-                <w:color w:val="000000"/>
-                <w:lang w:val="en-IN" w:eastAsia="en-IN"/>
-              </w:rPr>
-              <w:t xml:space="preserve"> </w:t>
+              <w:t xml:space="preserve">ADD:Gratuity </w:t>
             </w:r>
             <w:r>
               <w:rPr>
@@ -2557,7 +2487,7 @@
         <w:color w:val="1F497D"/>
         <w:lang w:val="en-IN" w:eastAsia="en-IN"/>
       </w:rPr>
-      <w:pict w14:anchorId="0C3441D3">
+      <w:pict w14:anchorId="728C436F">
         <v:rect id="_x0000_s1032" style="position:absolute;margin-left:-49.2pt;margin-top:38.9pt;width:611.55pt;height:10.4pt;z-index:251658240" fillcolor="#c00000" strokecolor="#c00000"/>
       </w:pict>
     </w:r>
@@ -2567,7 +2497,7 @@
         <w:color w:val="1F497D"/>
         <w:lang w:val="en-IN" w:eastAsia="en-IN"/>
       </w:rPr>
-      <w:pict w14:anchorId="4BCDFEDD">
+      <w:pict w14:anchorId="0A03E932">
         <v:shapetype id="_x0000_t32" coordsize="21600,21600" o:spt="32" o:oned="t" path="m,l21600,21600e" filled="f">
           <v:path arrowok="t" fillok="f" o:connecttype="none"/>
           <o:lock v:ext="edit" shapetype="t"/>
@@ -2576,7 +2506,7 @@
       </w:pict>
     </w:r>
     <w:r>
-      <w:pict w14:anchorId="38B73B81">
+      <w:pict w14:anchorId="5315DDFB">
         <v:shapetype id="_x0000_t75" coordsize="21600,21600" o:spt="75" o:preferrelative="t" path="m@4@5l@4@11@9@11@9@5xe" filled="f" stroked="f">
           <v:stroke joinstyle="miter"/>
           <v:formulas>
@@ -2644,7 +2574,7 @@
         <w:sz w:val="24"/>
         <w:szCs w:val="24"/>
       </w:rPr>
-      <w:pict w14:anchorId="65586C01">
+      <w:pict w14:anchorId="2CB68EAD">
         <v:shapetype id="_x0000_t75" coordsize="21600,21600" o:spt="75" o:preferrelative="t" path="m@4@5l@4@11@9@11@9@5xe" filled="f" stroked="f">
           <v:stroke joinstyle="miter"/>
           <v:formulas>
@@ -4591,61 +4521,61 @@
       </w:rPr>
     </w:lvl>
   </w:abstractNum>
-  <w:num w:numId="1" w16cid:durableId="166941616">
+  <w:num w:numId="1" w16cid:durableId="1593011040">
     <w:abstractNumId w:val="2"/>
   </w:num>
-  <w:num w:numId="2" w16cid:durableId="1607234103">
+  <w:num w:numId="2" w16cid:durableId="300578844">
     <w:abstractNumId w:val="15"/>
   </w:num>
-  <w:num w:numId="3" w16cid:durableId="82143148">
+  <w:num w:numId="3" w16cid:durableId="654341303">
     <w:abstractNumId w:val="10"/>
   </w:num>
-  <w:num w:numId="4" w16cid:durableId="115879835">
+  <w:num w:numId="4" w16cid:durableId="1762408140">
     <w:abstractNumId w:val="6"/>
   </w:num>
-  <w:num w:numId="5" w16cid:durableId="181168451">
+  <w:num w:numId="5" w16cid:durableId="2134319673">
     <w:abstractNumId w:val="14"/>
   </w:num>
-  <w:num w:numId="6" w16cid:durableId="2013027128">
+  <w:num w:numId="6" w16cid:durableId="257183489">
     <w:abstractNumId w:val="12"/>
   </w:num>
-  <w:num w:numId="7" w16cid:durableId="703671326">
+  <w:num w:numId="7" w16cid:durableId="215048943">
     <w:abstractNumId w:val="4"/>
   </w:num>
-  <w:num w:numId="8" w16cid:durableId="844975663">
+  <w:num w:numId="8" w16cid:durableId="1161845796">
     <w:abstractNumId w:val="13"/>
   </w:num>
-  <w:num w:numId="9" w16cid:durableId="470681879">
+  <w:num w:numId="9" w16cid:durableId="437067554">
     <w:abstractNumId w:val="0"/>
   </w:num>
-  <w:num w:numId="10" w16cid:durableId="1694378045">
+  <w:num w:numId="10" w16cid:durableId="97064157">
     <w:abstractNumId w:val="7"/>
   </w:num>
-  <w:num w:numId="11" w16cid:durableId="1990286795">
+  <w:num w:numId="11" w16cid:durableId="568416839">
     <w:abstractNumId w:val="1"/>
   </w:num>
-  <w:num w:numId="12" w16cid:durableId="2101216106">
+  <w:num w:numId="12" w16cid:durableId="360132528">
     <w:abstractNumId w:val="3"/>
   </w:num>
-  <w:num w:numId="13" w16cid:durableId="992295541">
+  <w:num w:numId="13" w16cid:durableId="1063989694">
     <w:abstractNumId w:val="18"/>
   </w:num>
-  <w:num w:numId="14" w16cid:durableId="1585794584">
+  <w:num w:numId="14" w16cid:durableId="87117190">
     <w:abstractNumId w:val="9"/>
   </w:num>
-  <w:num w:numId="15" w16cid:durableId="786510971">
+  <w:num w:numId="15" w16cid:durableId="1568147442">
     <w:abstractNumId w:val="8"/>
   </w:num>
-  <w:num w:numId="16" w16cid:durableId="138619793">
+  <w:num w:numId="16" w16cid:durableId="40176806">
     <w:abstractNumId w:val="16"/>
   </w:num>
-  <w:num w:numId="17" w16cid:durableId="307051570">
+  <w:num w:numId="17" w16cid:durableId="1817911573">
     <w:abstractNumId w:val="11"/>
   </w:num>
-  <w:num w:numId="18" w16cid:durableId="200367009">
+  <w:num w:numId="18" w16cid:durableId="1677270278">
     <w:abstractNumId w:val="5"/>
   </w:num>
-  <w:num w:numId="19" w16cid:durableId="1716660196">
+  <w:num w:numId="19" w16cid:durableId="363481965">
     <w:abstractNumId w:val="17"/>
   </w:num>
 </w:numbering>
